--- a/klagomål/A 6793-2022 FSC-klagomål.docx
+++ b/klagomål/A 6793-2022 FSC-klagomål.docx
@@ -1039,7 +1039,7 @@
     <w:r>
       <w:tab/>
       <w:tab/>
-      <w:t>2026-09-15</w:t>
+      <w:t>2026-09-16</w:t>
       <w:br/>
       <w:br/>
     </w:r>

--- a/klagomål/A 6793-2022 FSC-klagomål.docx
+++ b/klagomål/A 6793-2022 FSC-klagomål.docx
@@ -1039,7 +1039,7 @@
     <w:r>
       <w:tab/>
       <w:tab/>
-      <w:t>2026-09-16</w:t>
+      <w:t>2026-09-17</w:t>
       <w:br/>
       <w:br/>
     </w:r>

--- a/klagomål/A 6793-2022 FSC-klagomål.docx
+++ b/klagomål/A 6793-2022 FSC-klagomål.docx
@@ -1039,7 +1039,7 @@
     <w:r>
       <w:tab/>
       <w:tab/>
-      <w:t>2026-09-17</w:t>
+      <w:t>2026-09-18</w:t>
       <w:br/>
       <w:br/>
     </w:r>

--- a/klagomål/A 6793-2022 FSC-klagomål.docx
+++ b/klagomål/A 6793-2022 FSC-klagomål.docx
@@ -1039,7 +1039,7 @@
     <w:r>
       <w:tab/>
       <w:tab/>
-      <w:t>2026-09-18</w:t>
+      <w:t>2026-09-19</w:t>
       <w:br/>
       <w:br/>
     </w:r>

--- a/klagomål/A 6793-2022 FSC-klagomål.docx
+++ b/klagomål/A 6793-2022 FSC-klagomål.docx
@@ -1039,7 +1039,7 @@
     <w:r>
       <w:tab/>
       <w:tab/>
-      <w:t>2026-09-19</w:t>
+      <w:t>2026-09-21</w:t>
       <w:br/>
       <w:br/>
     </w:r>

--- a/klagomål/A 6793-2022 FSC-klagomål.docx
+++ b/klagomål/A 6793-2022 FSC-klagomål.docx
@@ -1039,7 +1039,7 @@
     <w:r>
       <w:tab/>
       <w:tab/>
-      <w:t>2026-09-21</w:t>
+      <w:t>2026-09-23</w:t>
       <w:br/>
       <w:br/>
     </w:r>

--- a/klagomål/A 6793-2022 FSC-klagomål.docx
+++ b/klagomål/A 6793-2022 FSC-klagomål.docx
@@ -1039,7 +1039,7 @@
     <w:r>
       <w:tab/>
       <w:tab/>
-      <w:t>2026-09-23</w:t>
+      <w:t>2026-09-24</w:t>
       <w:br/>
       <w:br/>
     </w:r>

--- a/klagomål/A 6793-2022 FSC-klagomål.docx
+++ b/klagomål/A 6793-2022 FSC-klagomål.docx
@@ -1039,7 +1039,7 @@
     <w:r>
       <w:tab/>
       <w:tab/>
-      <w:t>2026-09-24</w:t>
+      <w:t>2026-09-25</w:t>
       <w:br/>
       <w:br/>
     </w:r>

--- a/klagomål/A 6793-2022 FSC-klagomål.docx
+++ b/klagomål/A 6793-2022 FSC-klagomål.docx
@@ -1039,7 +1039,7 @@
     <w:r>
       <w:tab/>
       <w:tab/>
-      <w:t>2026-09-25</w:t>
+      <w:t>2026-09-26</w:t>
       <w:br/>
       <w:br/>
     </w:r>

--- a/klagomål/A 6793-2022 FSC-klagomål.docx
+++ b/klagomål/A 6793-2022 FSC-klagomål.docx
@@ -1039,7 +1039,7 @@
     <w:r>
       <w:tab/>
       <w:tab/>
-      <w:t>2026-09-26</w:t>
+      <w:t>2026-09-27</w:t>
       <w:br/>
       <w:br/>
     </w:r>

--- a/klagomål/A 6793-2022 FSC-klagomål.docx
+++ b/klagomål/A 6793-2022 FSC-klagomål.docx
@@ -178,7 +178,7 @@
       <w:r>
         <w:drawing>
           <wp:inline xmlns:a="http://schemas.openxmlformats.org/drawingml/2006/main" xmlns:pic="http://schemas.openxmlformats.org/drawingml/2006/picture">
-            <wp:extent cx="5129917" cy="5724000"/>
+            <wp:extent cx="5229777" cy="5724000"/>
             <wp:docPr id="1" name="Picture 1"/>
             <wp:cNvGraphicFramePr>
               <a:graphicFrameLocks noChangeAspect="1"/>
@@ -199,7 +199,7 @@
                   <pic:spPr>
                     <a:xfrm>
                       <a:off x="0" y="0"/>
-                      <a:ext cx="5129917" cy="5724000"/>
+                      <a:ext cx="5229777" cy="5724000"/>
                     </a:xfrm>
                     <a:prstGeom prst="rect"/>
                   </pic:spPr>
@@ -216,12 +216,12 @@
         <w:spacing w:after="240"/>
       </w:pPr>
       <w:r>
-        <w:t>Figur 1. Fyndplatser för naturvårdsarter i avverkningsanmälan. Markörer utan svart kant är placerade på fyndplatsen. Markörer med svart kant är placerade vid sidan av fyndplatsen och har ett svart streck som visar fyndplatsens exakta position. Kartans mittpunktskoordinat är N 6493592, E 496706 i SWEREF 99 TM.</w:t>
+        <w:t>Figur 1. Fyndplatser för naturvårdsarter i och inom 22 meter från avverkningsanmälan. Markörer utan svart kant är placerade på fyndplatsen. Markörer med svart kant är placerade vid sidan av fyndplatsen och har ett svart streck som visar fyndplatsens exakta position. Kartans mittpunktskoordinat är N 6493592, E 496706 i SWEREF 99 TM.</w:t>
       </w:r>
     </w:p>
     <w:p>
       <w:r>
-        <w:t>I avverkningsanmälan finns fynd av 4 naturvårdsarter, varav 1 är rödlistad, 3 är fridlysta och 3 är typiska (T): knärot (VU, T, §8), linnea (T), mattlummer (T, §9) och revlummer (§9). Se Figur 1.</w:t>
+        <w:t>I och inom 22 meter från avverkningsanmälan finns fynd av 6 naturvårdsarter, varav 1 är rödlistad, 3 är fridlysta och 5 är typiska (T): knärot (VU, T, §8), ekorrbär (T), liljekonvalj (T), linnea (T), mattlummer (T, §9) och revlummer (§9). Se Figur 1.</w:t>
       </w:r>
     </w:p>
     <w:p>
@@ -296,7 +296,7 @@
     </w:p>
     <w:p>
       <w:r>
-        <w:t>I det avverkningsanmälda området finns 1 fyndplatser för knärot registrerade på Artportalen. Figur 2 visar gränserna för buffertzoner på 50 m, som behöver lämnas kring fyndplatserna för att knärotslokalerna inte ska försvinna vid en avverkning. Av det avverkningsanmälda området överlappar 0.58 ha med buffertzonerna och får av detta skäl inte avverkas.</w:t>
+        <w:t>I det avverkningsanmälda området finns 5 fyndplatser för knärot registrerade på Artportalen. Figur 2 visar gränserna för buffertzoner på 50 m, som behöver lämnas kring fyndplatserna för att knärotslokalerna inte ska försvinna vid en avverkning. Av det avverkningsanmälda området överlappar 1.40 ha med buffertzonerna och får av detta skäl inte avverkas.</w:t>
       </w:r>
     </w:p>
     <w:p>
@@ -352,6 +352,46 @@
         <w:rPr>
           <w:b/>
         </w:rPr>
+        <w:t xml:space="preserve">Ekorrbär </w:t>
+      </w:r>
+      <w:r>
+        <w:t xml:space="preserve">är typisk art för </w:t>
+      </w:r>
+      <w:r>
+        <w:rPr>
+          <w:i/>
+        </w:rPr>
+        <w:t xml:space="preserve">9190 Näringsfattig ekskog </w:t>
+      </w:r>
+      <w:r>
+        <w:t>(SLU Artdatabanken, 2025).</w:t>
+      </w:r>
+    </w:p>
+    <w:p>
+      <w:r>
+        <w:rPr>
+          <w:b/>
+        </w:rPr>
+        <w:t>Liljekonvalj</w:t>
+      </w:r>
+      <w:r>
+        <w:t xml:space="preserve"> är typisk art för </w:t>
+      </w:r>
+      <w:r>
+        <w:rPr>
+          <w:i/>
+        </w:rPr>
+        <w:t>9190 Näringsfattig ekskog</w:t>
+      </w:r>
+      <w:r>
+        <w:t>. På liljekonvalj kan man hitta rostsvampen konvaljerost (NE) (SLU Artdatabanken, 2025).</w:t>
+      </w:r>
+    </w:p>
+    <w:p>
+      <w:r>
+        <w:rPr>
+          <w:b/>
+        </w:rPr>
         <w:t xml:space="preserve">Linnea </w:t>
       </w:r>
       <w:r>
@@ -477,7 +517,7 @@
         <w:rPr>
           <w:i/>
         </w:rPr>
-        <w:t>I det avverkningsanmälda skogsområdet har 4 naturvårdsarter varav 1 rödlistade arter sina livsmiljöer och växtplatser.</w:t>
+        <w:t>I det avverkningsanmälda skogsområdet har 6 naturvårdsarter varav 1 rödlistade arter sina livsmiljöer och växtplatser.</w:t>
       </w:r>
     </w:p>
     <w:p>
@@ -1039,7 +1079,7 @@
     <w:r>
       <w:tab/>
       <w:tab/>
-      <w:t>2026-09-27</w:t>
+      <w:t>2026-09-28</w:t>
       <w:br/>
       <w:br/>
     </w:r>

--- a/klagomål/A 6793-2022 FSC-klagomål.docx
+++ b/klagomål/A 6793-2022 FSC-klagomål.docx
@@ -1079,7 +1079,7 @@
     <w:r>
       <w:tab/>
       <w:tab/>
-      <w:t>2026-09-28</w:t>
+      <w:t>2026-09-29</w:t>
       <w:br/>
       <w:br/>
     </w:r>

--- a/klagomål/A 6793-2022 FSC-klagomål.docx
+++ b/klagomål/A 6793-2022 FSC-klagomål.docx
@@ -1079,7 +1079,7 @@
     <w:r>
       <w:tab/>
       <w:tab/>
-      <w:t>2026-09-29</w:t>
+      <w:t>2026-09-30</w:t>
       <w:br/>
       <w:br/>
     </w:r>

--- a/klagomål/A 6793-2022 FSC-klagomål.docx
+++ b/klagomål/A 6793-2022 FSC-klagomål.docx
@@ -1079,7 +1079,7 @@
     <w:r>
       <w:tab/>
       <w:tab/>
-      <w:t>2026-09-30</w:t>
+      <w:t>2026-10-01</w:t>
       <w:br/>
       <w:br/>
     </w:r>

--- a/klagomål/A 6793-2022 FSC-klagomål.docx
+++ b/klagomål/A 6793-2022 FSC-klagomål.docx
@@ -1079,7 +1079,7 @@
     <w:r>
       <w:tab/>
       <w:tab/>
-      <w:t>2026-10-01</w:t>
+      <w:t>2026-10-02</w:t>
       <w:br/>
       <w:br/>
     </w:r>

--- a/klagomål/A 6793-2022 FSC-klagomål.docx
+++ b/klagomål/A 6793-2022 FSC-klagomål.docx
@@ -1079,7 +1079,7 @@
     <w:r>
       <w:tab/>
       <w:tab/>
-      <w:t>2026-10-02</w:t>
+      <w:t>2026-10-03</w:t>
       <w:br/>
       <w:br/>
     </w:r>

--- a/klagomål/A 6793-2022 FSC-klagomål.docx
+++ b/klagomål/A 6793-2022 FSC-klagomål.docx
@@ -1079,7 +1079,7 @@
     <w:r>
       <w:tab/>
       <w:tab/>
-      <w:t>2026-10-03</w:t>
+      <w:t>2026-10-04</w:t>
       <w:br/>
       <w:br/>
     </w:r>

--- a/klagomål/A 6793-2022 FSC-klagomål.docx
+++ b/klagomål/A 6793-2022 FSC-klagomål.docx
@@ -1079,7 +1079,7 @@
     <w:r>
       <w:tab/>
       <w:tab/>
-      <w:t>2026-10-04</w:t>
+      <w:t>2026-10-05</w:t>
       <w:br/>
       <w:br/>
     </w:r>

--- a/klagomål/A 6793-2022 FSC-klagomål.docx
+++ b/klagomål/A 6793-2022 FSC-klagomål.docx
@@ -1079,7 +1079,7 @@
     <w:r>
       <w:tab/>
       <w:tab/>
-      <w:t>2026-10-05</w:t>
+      <w:t>2026-10-06</w:t>
       <w:br/>
       <w:br/>
     </w:r>

--- a/klagomål/A 6793-2022 FSC-klagomål.docx
+++ b/klagomål/A 6793-2022 FSC-klagomål.docx
@@ -1079,7 +1079,7 @@
     <w:r>
       <w:tab/>
       <w:tab/>
-      <w:t>2026-10-06</w:t>
+      <w:t>2026-10-07</w:t>
       <w:br/>
       <w:br/>
     </w:r>

--- a/klagomål/A 6793-2022 FSC-klagomål.docx
+++ b/klagomål/A 6793-2022 FSC-klagomål.docx
@@ -1079,7 +1079,7 @@
     <w:r>
       <w:tab/>
       <w:tab/>
-      <w:t>2026-10-07</w:t>
+      <w:t>2026-10-08</w:t>
       <w:br/>
       <w:br/>
     </w:r>

--- a/klagomål/A 6793-2022 FSC-klagomål.docx
+++ b/klagomål/A 6793-2022 FSC-klagomål.docx
@@ -1079,7 +1079,7 @@
     <w:r>
       <w:tab/>
       <w:tab/>
-      <w:t>2026-10-08</w:t>
+      <w:t>2026-10-09</w:t>
       <w:br/>
       <w:br/>
     </w:r>

--- a/klagomål/A 6793-2022 FSC-klagomål.docx
+++ b/klagomål/A 6793-2022 FSC-klagomål.docx
@@ -1079,7 +1079,7 @@
     <w:r>
       <w:tab/>
       <w:tab/>
-      <w:t>2026-10-09</w:t>
+      <w:t>2026-10-10</w:t>
       <w:br/>
       <w:br/>
     </w:r>

--- a/klagomål/A 6793-2022 FSC-klagomål.docx
+++ b/klagomål/A 6793-2022 FSC-klagomål.docx
@@ -1079,7 +1079,7 @@
     <w:r>
       <w:tab/>
       <w:tab/>
-      <w:t>2026-10-10</w:t>
+      <w:t>2026-10-11</w:t>
       <w:br/>
       <w:br/>
     </w:r>

--- a/klagomål/A 6793-2022 FSC-klagomål.docx
+++ b/klagomål/A 6793-2022 FSC-klagomål.docx
@@ -1079,7 +1079,7 @@
     <w:r>
       <w:tab/>
       <w:tab/>
-      <w:t>2026-10-11</w:t>
+      <w:t>2026-10-12</w:t>
       <w:br/>
       <w:br/>
     </w:r>

--- a/klagomål/A 6793-2022 FSC-klagomål.docx
+++ b/klagomål/A 6793-2022 FSC-klagomål.docx
@@ -1079,7 +1079,7 @@
     <w:r>
       <w:tab/>
       <w:tab/>
-      <w:t>2026-10-12</w:t>
+      <w:t>2026-10-13</w:t>
       <w:br/>
       <w:br/>
     </w:r>

--- a/klagomål/A 6793-2022 FSC-klagomål.docx
+++ b/klagomål/A 6793-2022 FSC-klagomål.docx
@@ -1079,7 +1079,7 @@
     <w:r>
       <w:tab/>
       <w:tab/>
-      <w:t>2026-10-13</w:t>
+      <w:t>2026-10-14</w:t>
       <w:br/>
       <w:br/>
     </w:r>

--- a/klagomål/A 6793-2022 FSC-klagomål.docx
+++ b/klagomål/A 6793-2022 FSC-klagomål.docx
@@ -1079,7 +1079,7 @@
     <w:r>
       <w:tab/>
       <w:tab/>
-      <w:t>2026-10-14</w:t>
+      <w:t>2026-10-15</w:t>
       <w:br/>
       <w:br/>
     </w:r>

--- a/klagomål/A 6793-2022 FSC-klagomål.docx
+++ b/klagomål/A 6793-2022 FSC-klagomål.docx
@@ -1079,7 +1079,7 @@
     <w:r>
       <w:tab/>
       <w:tab/>
-      <w:t>2026-10-15</w:t>
+      <w:t>2026-10-16</w:t>
       <w:br/>
       <w:br/>
     </w:r>

--- a/klagomål/A 6793-2022 FSC-klagomål.docx
+++ b/klagomål/A 6793-2022 FSC-klagomål.docx
@@ -1079,7 +1079,7 @@
     <w:r>
       <w:tab/>
       <w:tab/>
-      <w:t>2026-10-16</w:t>
+      <w:t>2026-10-17</w:t>
       <w:br/>
       <w:br/>
     </w:r>

--- a/klagomål/A 6793-2022 FSC-klagomål.docx
+++ b/klagomål/A 6793-2022 FSC-klagomål.docx
@@ -1079,7 +1079,7 @@
     <w:r>
       <w:tab/>
       <w:tab/>
-      <w:t>2026-10-17</w:t>
+      <w:t>2026-10-18</w:t>
       <w:br/>
       <w:br/>
     </w:r>

--- a/klagomål/A 6793-2022 FSC-klagomål.docx
+++ b/klagomål/A 6793-2022 FSC-klagomål.docx
@@ -1079,7 +1079,7 @@
     <w:r>
       <w:tab/>
       <w:tab/>
-      <w:t>2026-10-18</w:t>
+      <w:t>2026-10-19</w:t>
       <w:br/>
       <w:br/>
     </w:r>

--- a/klagomål/A 6793-2022 FSC-klagomål.docx
+++ b/klagomål/A 6793-2022 FSC-klagomål.docx
@@ -1079,7 +1079,7 @@
     <w:r>
       <w:tab/>
       <w:tab/>
-      <w:t>2026-10-19</w:t>
+      <w:t>2026-10-20</w:t>
       <w:br/>
       <w:br/>
     </w:r>

--- a/klagomål/A 6793-2022 FSC-klagomål.docx
+++ b/klagomål/A 6793-2022 FSC-klagomål.docx
@@ -1079,7 +1079,7 @@
     <w:r>
       <w:tab/>
       <w:tab/>
-      <w:t>2026-10-20</w:t>
+      <w:t>2026-10-21</w:t>
       <w:br/>
       <w:br/>
     </w:r>

--- a/klagomål/A 6793-2022 FSC-klagomål.docx
+++ b/klagomål/A 6793-2022 FSC-klagomål.docx
@@ -1079,7 +1079,7 @@
     <w:r>
       <w:tab/>
       <w:tab/>
-      <w:t>2026-10-21</w:t>
+      <w:t>2026-10-22</w:t>
       <w:br/>
       <w:br/>
     </w:r>

--- a/klagomål/A 6793-2022 FSC-klagomål.docx
+++ b/klagomål/A 6793-2022 FSC-klagomål.docx
@@ -1079,7 +1079,7 @@
     <w:r>
       <w:tab/>
       <w:tab/>
-      <w:t>2026-10-22</w:t>
+      <w:t>2026-10-23</w:t>
       <w:br/>
       <w:br/>
     </w:r>

--- a/klagomål/A 6793-2022 FSC-klagomål.docx
+++ b/klagomål/A 6793-2022 FSC-klagomål.docx
@@ -1079,7 +1079,7 @@
     <w:r>
       <w:tab/>
       <w:tab/>
-      <w:t>2026-10-23</w:t>
+      <w:t>2026-10-24</w:t>
       <w:br/>
       <w:br/>
     </w:r>

--- a/klagomål/A 6793-2022 FSC-klagomål.docx
+++ b/klagomål/A 6793-2022 FSC-klagomål.docx
@@ -1079,7 +1079,7 @@
     <w:r>
       <w:tab/>
       <w:tab/>
-      <w:t>2026-10-24</w:t>
+      <w:t>2026-10-25</w:t>
       <w:br/>
       <w:br/>
     </w:r>

--- a/klagomål/A 6793-2022 FSC-klagomål.docx
+++ b/klagomål/A 6793-2022 FSC-klagomål.docx
@@ -1079,7 +1079,7 @@
     <w:r>
       <w:tab/>
       <w:tab/>
-      <w:t>2026-10-25</w:t>
+      <w:t>2026-10-26</w:t>
       <w:br/>
       <w:br/>
     </w:r>

--- a/klagomål/A 6793-2022 FSC-klagomål.docx
+++ b/klagomål/A 6793-2022 FSC-klagomål.docx
@@ -1079,7 +1079,7 @@
     <w:r>
       <w:tab/>
       <w:tab/>
-      <w:t>2026-10-26</w:t>
+      <w:t>2026-10-27</w:t>
       <w:br/>
       <w:br/>
     </w:r>

--- a/klagomål/A 6793-2022 FSC-klagomål.docx
+++ b/klagomål/A 6793-2022 FSC-klagomål.docx
@@ -1079,7 +1079,7 @@
     <w:r>
       <w:tab/>
       <w:tab/>
-      <w:t>2026-10-27</w:t>
+      <w:t>2026-10-28</w:t>
       <w:br/>
       <w:br/>
     </w:r>

--- a/klagomål/A 6793-2022 FSC-klagomål.docx
+++ b/klagomål/A 6793-2022 FSC-klagomål.docx
@@ -1079,7 +1079,7 @@
     <w:r>
       <w:tab/>
       <w:tab/>
-      <w:t>2026-10-28</w:t>
+      <w:t>2026-10-29</w:t>
       <w:br/>
       <w:br/>
     </w:r>

--- a/klagomål/A 6793-2022 FSC-klagomål.docx
+++ b/klagomål/A 6793-2022 FSC-klagomål.docx
@@ -1079,7 +1079,7 @@
     <w:r>
       <w:tab/>
       <w:tab/>
-      <w:t>2026-10-29</w:t>
+      <w:t>2026-10-31</w:t>
       <w:br/>
       <w:br/>
     </w:r>
